--- a/testakten/schwerbehindertenrecht-autismus-adhs-arbeitsleben-wuppertal/11_nervenaerztlicher_befundbericht_reinsch.docx
+++ b/testakten/schwerbehindertenrecht-autismus-adhs-arbeitsleben-wuppertal/11_nervenaerztlicher_befundbericht_reinsch.docx
@@ -48,14 +48,6 @@
       </w:pPr>
       <w:r>
         <w:t>Patient: Julian Arendt, geboren am 28.07.1988</w:t>
-      </w:r>
-    </w:p>
-    <w:p>
-      <w:pPr>
-        <w:jc w:val="left"/>
-      </w:pPr>
-      <w:r>
-        <w:t>Formathinweis für den Export: Times New Roman, 11 pt, dezimale Gliederung.</w:t>
       </w:r>
     </w:p>
     <w:p>
